--- a/MAU BB TO TUNG/KHỎI TỐ/239. Biên bản giao, nhận KLDT.docx
+++ b/MAU BB TO TUNG/KHỎI TỐ/239. Biên bản giao, nhận KLDT.docx
@@ -1230,6 +1230,7 @@
           <w:tab w:val="left" w:pos="5000"/>
         </w:tabs>
         <w:spacing w:before="60" w:after="60" w:line="240" w:lineRule="auto"/>
+        <w:jc w:val="both"/>
         <w:rPr>
           <w:sz w:val="26"/>
           <w:szCs w:val="26"/>
@@ -1243,7 +1244,17 @@
           <w:szCs w:val="26"/>
           <w:lang w:val="fr-FR"/>
         </w:rPr>
-        <w:t>họ tên</w:t>
+        <w:t>H</w:t>
+      </w:r>
+      <w:r>
+        <w:rPr>
+          <w:rFonts w:eastAsia="Times New Roman"/>
+          <w:spacing w:val="-2"/>
+          <w:sz w:val="26"/>
+          <w:szCs w:val="26"/>
+          <w:lang w:val="fr-FR"/>
+        </w:rPr>
+        <w:t>ọ tên</w:t>
       </w:r>
       <w:r>
         <w:rPr>
@@ -1270,6 +1281,7 @@
     <w:p>
       <w:pPr>
         <w:spacing w:before="60" w:after="60" w:line="240" w:lineRule="auto"/>
+        <w:jc w:val="both"/>
         <w:rPr>
           <w:sz w:val="26"/>
           <w:szCs w:val="26"/>
@@ -1289,6 +1301,7 @@
           <w:tab w:val="left" w:pos="1000"/>
         </w:tabs>
         <w:spacing w:before="60" w:after="60" w:line="240" w:lineRule="auto"/>
+        <w:jc w:val="both"/>
         <w:rPr>
           <w:sz w:val="26"/>
           <w:szCs w:val="26"/>
@@ -1322,6 +1335,7 @@
           <w:tab w:val="left" w:pos="1000"/>
         </w:tabs>
         <w:spacing w:before="60" w:after="60" w:line="240" w:lineRule="auto"/>
+        <w:jc w:val="both"/>
         <w:rPr>
           <w:sz w:val="26"/>
           <w:szCs w:val="26"/>
@@ -1366,6 +1380,7 @@
     <w:p>
       <w:pPr>
         <w:spacing w:before="60" w:after="60" w:line="240" w:lineRule="auto"/>
+        <w:jc w:val="both"/>
         <w:rPr>
           <w:sz w:val="26"/>
           <w:szCs w:val="26"/>
@@ -1390,7 +1405,7 @@
           <w:sz w:val="26"/>
           <w:szCs w:val="26"/>
         </w:rPr>
-        <w:t>cấp {doituong1_ngay_cap}</w:t>
+        <w:tab/>
       </w:r>
       <w:r>
         <w:rPr>
@@ -1398,18 +1413,12 @@
           <w:szCs w:val="26"/>
         </w:rPr>
         <w:tab/>
-      </w:r>
-      <w:r>
-        <w:rPr>
-          <w:sz w:val="26"/>
-          <w:szCs w:val="26"/>
-        </w:rPr>
-        <w:t>Nơi cấp: {doituong1_noi_cap}</w:t>
       </w:r>
     </w:p>
     <w:p>
       <w:pPr>
         <w:spacing w:before="60" w:after="60" w:line="240" w:lineRule="auto"/>
+        <w:jc w:val="both"/>
         <w:rPr>
           <w:sz w:val="26"/>
           <w:szCs w:val="26"/>
@@ -1420,12 +1429,34 @@
           <w:sz w:val="26"/>
           <w:szCs w:val="26"/>
         </w:rPr>
-        <w:t xml:space="preserve">Nơi thường trú: {doituong1_noi_thuong_tru} </w:t>
+        <w:t>cấp {doituong1_ngay_cap}</w:t>
+      </w:r>
+      <w:r>
+        <w:rPr>
+          <w:sz w:val="26"/>
+          <w:szCs w:val="26"/>
+        </w:rPr>
+        <w:t>.</w:t>
+      </w:r>
+      <w:r>
+        <w:rPr>
+          <w:sz w:val="26"/>
+          <w:szCs w:val="26"/>
+        </w:rPr>
+        <w:tab/>
+      </w:r>
+      <w:r>
+        <w:rPr>
+          <w:sz w:val="26"/>
+          <w:szCs w:val="26"/>
+        </w:rPr>
+        <w:t>Nơi cấp: {doituong1_noi_cap}</w:t>
       </w:r>
     </w:p>
     <w:p>
       <w:pPr>
         <w:spacing w:before="60" w:after="60" w:line="240" w:lineRule="auto"/>
+        <w:jc w:val="both"/>
         <w:rPr>
           <w:sz w:val="26"/>
           <w:szCs w:val="26"/>
@@ -1436,12 +1467,30 @@
           <w:sz w:val="26"/>
           <w:szCs w:val="26"/>
         </w:rPr>
-        <w:t>Nơi tạm trú: {doituong1_noi_tam_tru}</w:t>
+        <w:t xml:space="preserve">Nơi thường trú: {doituong1_noi_thuong_tru} </w:t>
       </w:r>
     </w:p>
     <w:p>
       <w:pPr>
         <w:spacing w:before="60" w:after="60" w:line="240" w:lineRule="auto"/>
+        <w:jc w:val="both"/>
+        <w:rPr>
+          <w:sz w:val="26"/>
+          <w:szCs w:val="26"/>
+        </w:rPr>
+      </w:pPr>
+      <w:r>
+        <w:rPr>
+          <w:sz w:val="26"/>
+          <w:szCs w:val="26"/>
+        </w:rPr>
+        <w:t>Nơi tạm trú: {doituong1_noi_tam_tru}</w:t>
+      </w:r>
+    </w:p>
+    <w:p>
+      <w:pPr>
+        <w:spacing w:before="60" w:after="60" w:line="240" w:lineRule="auto"/>
+        <w:jc w:val="both"/>
         <w:rPr>
           <w:sz w:val="26"/>
           <w:szCs w:val="26"/>
